--- a/informes-growth/construction-partners-2026-10-14/Construction Partners - growth - 2026-10-14.docx
+++ b/informes-growth/construction-partners-2026-10-14/Construction Partners - growth - 2026-10-14.docx
@@ -2951,7 +2951,7 @@
         <w:t xml:space="preserve"> </w:t>
       </w:r>
       <w:r>
-        <w:t xml:space="preserve">No es Comprar, así que no sustituye a ninguna del bolsillo growth (lleno, ~20 %: Nu +19 %, Axon +36 %, Shopify +18 %, Snowflake +13 %, Samsara +15 %, al precio actual con v11). Con una liquidez de ≈27 EUR, solo cabría sustituyendo, y no tiene ni la señal ni la rentabilidad para ello (+11 % al precio de hoy con el objetivo fijo, por debajo de Axon, Nu o Shopify, y con un bajista mucho peor).</w:t>
+        <w:t xml:space="preserve">No es Comprar, así que no sustituye a ninguna del bolsillo growth (lleno, ~20 %: Nu +19 %, Axon +36 %, Shopify +18 %, Snowflake +13 %, Samsara +15 %, al precio actual con v11). Con una liquidez libre casi nula, solo cabría sustituyendo, y no tiene ni la señal ni la rentabilidad para ello (+11 % al precio de hoy con el objetivo fijo, por debajo de Axon, Nu o Shopify, y con un bajista mucho peor).</w:t>
       </w:r>
     </w:p>
     <w:p>
